--- a/06-学生侧材料/讲义/醇醚胺酚.docx
+++ b/06-学生侧材料/讲义/醇醚胺酚.docx
@@ -2,424 +2,7 @@
 <file path=word/document.xml><?xml version="1.0" encoding="utf-8"?>
 <w:document xmlns:w="http://schemas.openxmlformats.org/wordprocessingml/2006/main" xmlns:m="http://schemas.openxmlformats.org/officeDocument/2006/math" xmlns:r="http://schemas.openxmlformats.org/officeDocument/2006/relationships" xmlns:o="urn:schemas-microsoft-com:office:office" xmlns:v="urn:schemas-microsoft-com:vml" xmlns:w10="urn:schemas-microsoft-com:office:word" xmlns:a="http://schemas.openxmlformats.org/drawingml/2006/main" xmlns:pic="http://schemas.openxmlformats.org/drawingml/2006/picture" xmlns:wp="http://schemas.openxmlformats.org/drawingml/2006/wordprocessingDrawing">
   <w:body>
-    <w:p>
-      <w:pPr>
-        <w:pStyle w:val="BodyText"/>
-        <w:spacing w:before="160" w:after="80"/>
-        <w:jc w:val="center"/>
-      </w:pPr>
-      <w:r>
-        <w:rPr>
-          <w:rFonts w:ascii="Times New Roman" w:hAnsi="Times New Roman" w:eastAsia="Times New Roman" w:cs="Times New Roman"/>
-        </w:rPr>
-        <w:t xml:space="preserve">🖼</w:t>
-      </w:r>
-      <w:r>
-        <w:rPr>
-          <w:rFonts w:hint="eastAsia" w:ascii="Times New Roman" w:hAnsi="Times New Roman" w:eastAsia="FangSong" w:cs="Times New Roman"/>
-          <w:b/>
-          <w:bCs/>
-        </w:rPr>
-        <w:t xml:space="preserve">教材图引入</w:t>
-      </w:r>
-      <w:r>
-        <w:rPr>
-          <w:rFonts w:hint="eastAsia" w:ascii="Times New Roman" w:hAnsi="Times New Roman" w:eastAsia="Times New Roman" w:cs="Times New Roman"/>
-        </w:rPr>
-        <w:t>（</w:t>
-      </w:r>
-      <w:r>
-        <w:rPr>
-          <w:rFonts w:hint="eastAsia" w:ascii="Times New Roman" w:hAnsi="Times New Roman" w:eastAsia="FangSong" w:cs="Times New Roman"/>
-        </w:rPr>
-        <w:t>待图片核验</w:t>
-      </w:r>
-      <w:r>
-        <w:rPr>
-          <w:rFonts w:hint="eastAsia" w:ascii="Times New Roman" w:hAnsi="Times New Roman" w:eastAsia="Times New Roman" w:cs="Times New Roman"/>
-        </w:rPr>
-        <w:t>，</w:t>
-      </w:r>
-      <w:r>
-        <w:rPr>
-          <w:rFonts w:hint="eastAsia" w:ascii="Times New Roman" w:hAnsi="Times New Roman" w:eastAsia="FangSong" w:cs="Times New Roman"/>
-        </w:rPr>
-        <w:t>后续决定去留</w:t>
-      </w:r>
-      <w:r>
-        <w:rPr>
-          <w:rFonts w:hint="eastAsia" w:ascii="Times New Roman" w:hAnsi="Times New Roman" w:eastAsia="Times New Roman" w:cs="Times New Roman"/>
-        </w:rPr>
-        <w:t>）</w:t>
-      </w:r>
-      <w:r>
-        <w:rPr>
-          <w:rFonts w:ascii="Times New Roman" w:hAnsi="Times New Roman" w:eastAsia="Times New Roman" w:cs="Times New Roman"/>
-        </w:rPr>
-        <w:t xml:space="preserve"> </w:t>
-      </w:r>
-      <w:r>
-        <w:rPr>
-          <w:rFonts w:ascii="Times New Roman" w:hAnsi="Times New Roman" w:eastAsia="Times New Roman" w:cs="Times New Roman"/>
-        </w:rPr>
-        <w:t xml:space="preserve">④ Hofmann </w:t>
-      </w:r>
-      <w:r>
-        <w:rPr>
-          <w:rFonts w:hint="eastAsia" w:ascii="Times New Roman" w:hAnsi="Times New Roman" w:eastAsia="FangSong" w:cs="Times New Roman"/>
-        </w:rPr>
-        <w:t>消除的反式共平面</w:t>
-      </w:r>
-      <w:r>
-        <w:rPr>
-          <w:rFonts w:hint="eastAsia" w:ascii="Times New Roman" w:hAnsi="Times New Roman" w:eastAsia="Times New Roman" w:cs="Times New Roman"/>
-        </w:rPr>
-        <w:t>（Newman</w:t>
-      </w:r>
-      <w:r>
-        <w:rPr>
-          <w:rFonts w:ascii="Times New Roman" w:hAnsi="Times New Roman" w:eastAsia="Times New Roman" w:cs="Times New Roman"/>
-        </w:rPr>
-        <w:t xml:space="preserve"> </w:t>
-      </w:r>
-      <w:r>
-        <w:rPr>
-          <w:rFonts w:hint="eastAsia" w:ascii="Times New Roman" w:hAnsi="Times New Roman" w:eastAsia="FangSong" w:cs="Times New Roman"/>
-        </w:rPr>
-        <w:t>投影</w:t>
-      </w:r>
-      <w:r>
-        <w:rPr>
-          <w:rFonts w:hint="eastAsia" w:ascii="Times New Roman" w:hAnsi="Times New Roman" w:eastAsia="Times New Roman" w:cs="Times New Roman"/>
-        </w:rPr>
-        <w:t>）：</w:t>
-      </w:r>
-      <w:r>
-        <w:rPr>
-          <w:rFonts w:ascii="Times New Roman" w:hAnsi="Times New Roman" w:eastAsia="Times New Roman" w:cs="Times New Roman"/>
-        </w:rPr>
-        <w:drawing>
-          <wp:inline>
-            <wp:extent cx="3600000" cy="1717033"/>
-            <wp:effectExtent b="0" l="0" r="0" t="0"/>
-            <wp:docPr descr="" title="" id="10" name="Picture"/>
-            <a:graphic>
-              <a:graphicData uri="http://schemas.openxmlformats.org/drawingml/2006/picture">
-                <pic:pic>
-                  <pic:nvPicPr>
-                    <pic:cNvPr descr="c11b521702e9b7ab82640a45ac27ac1a8d8bfdc911bef93e9bb521e449814bfa.jpg" id="11" name="Picture"/>
-                    <pic:cNvPicPr>
-                      <a:picLocks noChangeArrowheads="1" noChangeAspect="1"/>
-                    </pic:cNvPicPr>
-                  </pic:nvPicPr>
-                  <pic:blipFill>
-                    <a:blip r:embed="rId9"/>
-                    <a:stretch>
-                      <a:fillRect/>
-                    </a:stretch>
-                  </pic:blipFill>
-                  <pic:spPr bwMode="auto">
-                    <a:xfrm>
-                      <a:off x="0" y="0"/>
-                      <a:ext cx="3600000" cy="1717033"/>
-                    </a:xfrm>
-                    <a:prstGeom prst="rect">
-                      <a:avLst/>
-                    </a:prstGeom>
-                    <a:noFill/>
-                    <a:ln w="9525">
-                      <a:noFill/>
-                      <a:headEnd/>
-                      <a:tailEnd/>
-                    </a:ln>
-                  </pic:spPr>
-                </pic:pic>
-              </a:graphicData>
-            </a:graphic>
-          </wp:inline>
-        </w:drawing>
-      </w:r>
-      <w:r>
-        <w:rPr>
-          <w:rFonts w:ascii="Times New Roman" w:hAnsi="Times New Roman" w:eastAsia="Times New Roman" w:cs="Times New Roman"/>
-        </w:rPr>
-        <w:t xml:space="preserve"> </w:t>
-      </w:r>
-      <w:r>
-        <w:rPr>
-          <w:rFonts w:hint="eastAsia" w:ascii="Times New Roman" w:hAnsi="Times New Roman" w:eastAsia="FangSong" w:cs="Times New Roman"/>
-          <w:i/>
-          <w:iCs/>
-        </w:rPr>
-        <w:t xml:space="preserve">图</w:t>
-      </w:r>
-      <w:r>
-        <w:rPr>
-          <w:rFonts w:ascii="Times New Roman" w:hAnsi="Times New Roman" w:eastAsia="Times New Roman" w:cs="Times New Roman"/>
-          <w:i/>
-          <w:iCs/>
-        </w:rPr>
-        <w:t xml:space="preserve"> E2/Hofmann </w:t>
-      </w:r>
-      <w:r>
-        <w:rPr>
-          <w:rFonts w:hint="eastAsia" w:ascii="Times New Roman" w:hAnsi="Times New Roman" w:eastAsia="FangSong" w:cs="Times New Roman"/>
-          <w:i/>
-          <w:iCs/>
-        </w:rPr>
-        <w:t xml:space="preserve">消除中</w:t>
-      </w:r>
-      <w:r>
-        <w:rPr>
-          <w:rFonts w:ascii="Times New Roman" w:hAnsi="Times New Roman" w:eastAsia="Times New Roman" w:cs="Times New Roman"/>
-          <w:i/>
-          <w:iCs/>
-        </w:rPr>
-        <w:t xml:space="preserve"> H </w:t>
-      </w:r>
-      <w:r>
-        <w:rPr>
-          <w:rFonts w:hint="eastAsia" w:ascii="Times New Roman" w:hAnsi="Times New Roman" w:eastAsia="FangSong" w:cs="Times New Roman"/>
-          <w:i/>
-          <w:iCs/>
-        </w:rPr>
-        <w:t xml:space="preserve">与离去基反式共平面的</w:t>
-      </w:r>
-      <w:r>
-        <w:rPr>
-          <w:rFonts w:ascii="Times New Roman" w:hAnsi="Times New Roman" w:eastAsia="Times New Roman" w:cs="Times New Roman"/>
-          <w:i/>
-          <w:iCs/>
-        </w:rPr>
-        <w:t xml:space="preserve"> Newman </w:t>
-      </w:r>
-      <w:r>
-        <w:rPr>
-          <w:rFonts w:hint="eastAsia" w:ascii="Times New Roman" w:hAnsi="Times New Roman" w:eastAsia="FangSong" w:cs="Times New Roman"/>
-          <w:i/>
-          <w:iCs/>
-        </w:rPr>
-        <w:t>投影</w:t>
-      </w:r>
-      <w:r>
-        <w:rPr>
-          <w:rFonts w:hint="eastAsia" w:ascii="Times New Roman" w:hAnsi="Times New Roman" w:eastAsia="Times New Roman" w:cs="Times New Roman"/>
-          <w:i/>
-          <w:iCs/>
-        </w:rPr>
-        <w:t>（</w:t>
-      </w:r>
-      <w:r>
-        <w:rPr>
-          <w:rFonts w:hint="eastAsia" w:ascii="Times New Roman" w:hAnsi="Times New Roman" w:eastAsia="FangSong" w:cs="Times New Roman"/>
-          <w:i/>
-          <w:iCs/>
-        </w:rPr>
-        <w:t>源自</w:t>
-      </w:r>
-      <w:r>
-        <w:rPr>
-          <w:rFonts w:ascii="Times New Roman" w:hAnsi="Times New Roman" w:eastAsia="Times New Roman" w:cs="Times New Roman"/>
-          <w:i/>
-          <w:iCs/>
-        </w:rPr>
-        <w:t xml:space="preserve"> Clayden </w:t>
-      </w:r>
-      <w:r>
-        <w:rPr>
-          <w:rFonts w:hint="eastAsia" w:ascii="Times New Roman" w:hAnsi="Times New Roman" w:eastAsia="FangSong" w:cs="Times New Roman"/>
-          <w:i/>
-          <w:iCs/>
-        </w:rPr>
-        <w:t>中文版第</w:t>
-      </w:r>
-      <w:r>
-        <w:rPr>
-          <w:rFonts w:hint="eastAsia" w:ascii="Times New Roman" w:hAnsi="Times New Roman" w:eastAsia="Times New Roman" w:cs="Times New Roman"/>
-          <w:i/>
-          <w:iCs/>
-        </w:rPr>
-        <w:t>16</w:t>
-      </w:r>
-      <w:r>
-        <w:rPr>
-          <w:rFonts w:hint="eastAsia" w:ascii="Times New Roman" w:hAnsi="Times New Roman" w:eastAsia="FangSong" w:cs="Times New Roman"/>
-          <w:i/>
-          <w:iCs/>
-        </w:rPr>
-        <w:t>章</w:t>
-      </w:r>
-      <w:r>
-        <w:rPr>
-          <w:rFonts w:hint="eastAsia" w:ascii="Times New Roman" w:hAnsi="Times New Roman" w:eastAsia="Times New Roman" w:cs="Times New Roman"/>
-          <w:i/>
-          <w:iCs/>
-        </w:rPr>
-        <w:t>，</w:t>
-      </w:r>
-      <w:r>
-        <w:rPr>
-          <w:rFonts w:hint="eastAsia" w:ascii="Times New Roman" w:hAnsi="Times New Roman" w:eastAsia="FangSong" w:cs="Times New Roman"/>
-          <w:i/>
-          <w:iCs/>
-        </w:rPr>
-        <w:t>待图片核验</w:t>
-      </w:r>
-      <w:r>
-        <w:rPr>
-          <w:rFonts w:hint="eastAsia" w:ascii="Times New Roman" w:hAnsi="Times New Roman" w:eastAsia="Times New Roman" w:cs="Times New Roman"/>
-          <w:i/>
-          <w:iCs/>
-        </w:rPr>
-        <w:t>）</w:t>
-      </w:r>
-      <w:r>
-        <w:rPr>
-          <w:rFonts w:ascii="Times New Roman" w:hAnsi="Times New Roman" w:eastAsia="Times New Roman" w:cs="Times New Roman"/>
-        </w:rPr>
-        <w:t xml:space="preserve"> </w:t>
-      </w:r>
-      <w:r>
-        <w:rPr>
-          <w:rFonts w:ascii="Times New Roman" w:hAnsi="Times New Roman" w:eastAsia="Times New Roman" w:cs="Times New Roman"/>
-        </w:rPr>
-        <w:t xml:space="preserve">① </w:t>
-      </w:r>
-      <w:r>
-        <w:rPr>
-          <w:rFonts w:hint="eastAsia" w:ascii="Times New Roman" w:hAnsi="Times New Roman" w:eastAsia="FangSong" w:cs="Times New Roman"/>
-        </w:rPr>
-        <w:t>磺酸酯活化</w:t>
-      </w:r>
-      <w:r>
-        <w:rPr>
-          <w:rFonts w:hint="eastAsia" w:ascii="Times New Roman" w:hAnsi="Times New Roman" w:eastAsia="Times New Roman" w:cs="Times New Roman"/>
-        </w:rPr>
-        <w:t>、②</w:t>
-      </w:r>
-      <w:r>
-        <w:rPr>
-          <w:rFonts w:ascii="Times New Roman" w:hAnsi="Times New Roman" w:eastAsia="Times New Roman" w:cs="Times New Roman"/>
-        </w:rPr>
-        <w:t xml:space="preserve"> </w:t>
-      </w:r>
-      <w:r>
-        <w:rPr>
-          <w:rFonts w:hint="eastAsia" w:ascii="Times New Roman" w:hAnsi="Times New Roman" w:eastAsia="FangSong" w:cs="Times New Roman"/>
-        </w:rPr>
-        <w:t>环氧开环区选</w:t>
-      </w:r>
-      <w:r>
-        <w:rPr>
-          <w:rFonts w:hint="eastAsia" w:ascii="Times New Roman" w:hAnsi="Times New Roman" w:eastAsia="Times New Roman" w:cs="Times New Roman"/>
-        </w:rPr>
-        <w:t>、③</w:t>
-      </w:r>
-      <w:r>
-        <w:rPr>
-          <w:rFonts w:ascii="Times New Roman" w:hAnsi="Times New Roman" w:eastAsia="Times New Roman" w:cs="Times New Roman"/>
-        </w:rPr>
-        <w:t xml:space="preserve"> </w:t>
-      </w:r>
-      <w:r>
-        <w:rPr>
-          <w:rFonts w:hint="eastAsia" w:ascii="Times New Roman" w:hAnsi="Times New Roman" w:eastAsia="FangSong" w:cs="Times New Roman"/>
-        </w:rPr>
-        <w:t>频哪醇重排</w:t>
-      </w:r>
-      <w:r>
-        <w:rPr>
-          <w:rFonts w:hint="eastAsia" w:ascii="Times New Roman" w:hAnsi="Times New Roman" w:eastAsia="Times New Roman" w:cs="Times New Roman"/>
-        </w:rPr>
-        <w:t>、⑤</w:t>
-      </w:r>
-      <w:r>
-        <w:rPr>
-          <w:rFonts w:ascii="Times New Roman" w:hAnsi="Times New Roman" w:eastAsia="Times New Roman" w:cs="Times New Roman"/>
-        </w:rPr>
-        <w:t xml:space="preserve"> </w:t>
-      </w:r>
-      <w:r>
-        <w:rPr>
-          <w:rFonts w:hint="eastAsia" w:ascii="Times New Roman" w:hAnsi="Times New Roman" w:eastAsia="FangSong" w:cs="Times New Roman"/>
-        </w:rPr>
-        <w:t>重氮盐总览</w:t>
-      </w:r>
-      <w:r>
-        <w:rPr>
-          <w:rFonts w:hint="eastAsia" w:ascii="Times New Roman" w:hAnsi="Times New Roman" w:eastAsia="Times New Roman" w:cs="Times New Roman"/>
-        </w:rPr>
-        <w:t>、⑥</w:t>
-      </w:r>
-      <w:r>
-        <w:rPr>
-          <w:rFonts w:ascii="Times New Roman" w:hAnsi="Times New Roman" w:eastAsia="Times New Roman" w:cs="Times New Roman"/>
-        </w:rPr>
-        <w:t xml:space="preserve"> </w:t>
-      </w:r>
-      <w:r>
-        <w:rPr>
-          <w:rFonts w:hint="eastAsia" w:ascii="Times New Roman" w:hAnsi="Times New Roman" w:eastAsia="FangSong" w:cs="Times New Roman"/>
-        </w:rPr>
-        <w:t>高碘酸氧化</w:t>
-      </w:r>
-      <w:r>
-        <w:rPr>
-          <w:rFonts w:hint="eastAsia" w:ascii="Times New Roman" w:hAnsi="Times New Roman" w:eastAsia="Times New Roman" w:cs="Times New Roman"/>
-        </w:rPr>
-        <w:t>、⑦</w:t>
-      </w:r>
-      <w:r>
-        <w:rPr>
-          <w:rFonts w:ascii="Times New Roman" w:hAnsi="Times New Roman" w:eastAsia="Times New Roman" w:cs="Times New Roman"/>
-        </w:rPr>
-        <w:t xml:space="preserve"> SOCl</w:t>
-      </w:r>
-      <w:r>
-        <w:rPr>
-          <w:rFonts w:ascii="Times New Roman" w:hAnsi="Times New Roman" w:eastAsia="Times New Roman" w:cs="Times New Roman"/>
-          <w:vertAlign w:val="subscript"/>
-        </w:rPr>
-        <w:t>2</w:t>
-      </w:r>
-      <w:r>
-        <w:rPr>
-          <w:rFonts w:ascii="Times New Roman" w:hAnsi="Times New Roman" w:eastAsia="Times New Roman" w:cs="Times New Roman"/>
-        </w:rPr>
-        <w:t xml:space="preserve"> </w:t>
-      </w:r>
-      <w:r>
-        <w:rPr>
-          <w:rFonts w:hint="eastAsia" w:ascii="Times New Roman" w:hAnsi="Times New Roman" w:eastAsia="FangSong" w:cs="Times New Roman"/>
-        </w:rPr>
-        <w:t>构型对比均未在本批引入</w:t>
-      </w:r>
-      <w:r>
-        <w:rPr>
-          <w:rFonts w:hint="eastAsia" w:ascii="Times New Roman" w:hAnsi="Times New Roman" w:eastAsia="Times New Roman" w:cs="Times New Roman"/>
-        </w:rPr>
-        <w:t>（</w:t>
-      </w:r>
-      <w:r>
-        <w:rPr>
-          <w:rFonts w:hint="eastAsia" w:ascii="Times New Roman" w:hAnsi="Times New Roman" w:eastAsia="FangSong" w:cs="Times New Roman"/>
-        </w:rPr>
-        <w:t>源书对应章节未覆盖</w:t>
-      </w:r>
-      <w:r>
-        <w:rPr>
-          <w:rFonts w:hint="eastAsia" w:ascii="Times New Roman" w:hAnsi="Times New Roman" w:eastAsia="Times New Roman" w:cs="Times New Roman"/>
-        </w:rPr>
-        <w:t>），</w:t>
-      </w:r>
-      <w:r>
-        <w:rPr>
-          <w:rFonts w:hint="eastAsia" w:ascii="Times New Roman" w:hAnsi="Times New Roman" w:eastAsia="FangSong" w:cs="Times New Roman"/>
-        </w:rPr>
-        <w:t>待后续专项核验</w:t>
-      </w:r>
-    </w:p>
-    <w:bookmarkStart w:id="39" w:name="第五讲醇醚胺酚"/>
+    <w:bookmarkStart w:id="36" w:name="第五讲醇醚胺酚"/>
     <w:p>
       <w:pPr>
         <w:pStyle w:val="Heading1"/>
@@ -734,7 +317,7 @@
         </w:pict>
       </w:r>
     </w:p>
-    <w:bookmarkStart w:id="12" w:name="学习目标"/>
+    <w:bookmarkStart w:id="9" w:name="学习目标"/>
     <w:p>
       <w:pPr>
         <w:pStyle w:val="Heading2"/>
@@ -1051,8 +634,8 @@
         </w:pict>
       </w:r>
     </w:p>
-    <w:bookmarkEnd w:id="12"/>
-    <w:bookmarkStart w:id="20" w:name="一核心概念"/>
+    <w:bookmarkEnd w:id="9"/>
+    <w:bookmarkStart w:id="17" w:name="一核心概念"/>
     <w:p>
       <w:pPr>
         <w:pStyle w:val="Heading2"/>
@@ -1077,7 +660,7 @@
         <w:t>核心概念</w:t>
       </w:r>
     </w:p>
-    <w:bookmarkStart w:id="16" w:name="醇-alcohols"/>
+    <w:bookmarkStart w:id="13" w:name="醇-alcohols"/>
     <w:p>
       <w:pPr>
         <w:pStyle w:val="Heading3"/>
@@ -1955,18 +1538,18 @@
           <wp:inline>
             <wp:extent cx="3600000" cy="1447200"/>
             <wp:effectExtent b="0" l="0" r="0" t="0"/>
-            <wp:docPr descr="醇分子间的氢键" title="" id="14" name="Picture"/>
+            <wp:docPr descr="醇分子间的氢键" title="" id="11" name="Picture"/>
             <a:graphic>
               <a:graphicData uri="http://schemas.openxmlformats.org/drawingml/2006/picture">
                 <pic:pic>
                   <pic:nvPicPr>
-                    <pic:cNvPr descr="fb500c2017fffefb3797decc49cbc3c94802fa2b95e5e029e766eaed01996bb1.png" id="15" name="Picture"/>
+                    <pic:cNvPr descr="fb500c2017fffefb3797decc49cbc3c94802fa2b95e5e029e766eaed01996bb1.png" id="12" name="Picture"/>
                     <pic:cNvPicPr>
                       <a:picLocks noChangeArrowheads="1" noChangeAspect="1"/>
                     </pic:cNvPicPr>
                   </pic:nvPicPr>
                   <pic:blipFill>
-                    <a:blip r:embed="rId13"/>
+                    <a:blip r:embed="rId10"/>
                     <a:stretch>
                       <a:fillRect/>
                     </a:stretch>
@@ -8186,8 +7769,8 @@
         </w:pict>
       </w:r>
     </w:p>
-    <w:bookmarkEnd w:id="16"/>
-    <w:bookmarkStart w:id="17" w:name="醚与环氧化物"/>
+    <w:bookmarkEnd w:id="13"/>
+    <w:bookmarkStart w:id="14" w:name="醚与环氧化物"/>
     <w:p>
       <w:pPr>
         <w:pStyle w:val="Heading3"/>
@@ -9965,8 +9548,8 @@
         </w:pict>
       </w:r>
     </w:p>
-    <w:bookmarkEnd w:id="17"/>
-    <w:bookmarkStart w:id="18" w:name="酚-phenols"/>
+    <w:bookmarkEnd w:id="14"/>
+    <w:bookmarkStart w:id="15" w:name="酚-phenols"/>
     <w:p>
       <w:pPr>
         <w:pStyle w:val="Heading3"/>
@@ -11384,8 +10967,8 @@
         </w:pict>
       </w:r>
     </w:p>
-    <w:bookmarkEnd w:id="18"/>
-    <w:bookmarkStart w:id="19" w:name="胺-amines"/>
+    <w:bookmarkEnd w:id="15"/>
+    <w:bookmarkStart w:id="16" w:name="胺-amines"/>
     <w:p>
       <w:pPr>
         <w:pStyle w:val="Heading3"/>
@@ -15887,9 +15470,9 @@
         </w:pict>
       </w:r>
     </w:p>
-    <w:bookmarkEnd w:id="19"/>
-    <w:bookmarkEnd w:id="20"/>
-    <w:bookmarkStart w:id="25" w:name="二规律与方法"/>
+    <w:bookmarkEnd w:id="16"/>
+    <w:bookmarkEnd w:id="17"/>
+    <w:bookmarkStart w:id="22" w:name="二规律与方法"/>
     <w:p>
       <w:pPr>
         <w:pStyle w:val="Heading2"/>
@@ -15914,7 +15497,7 @@
         <w:t>规律与方法</w:t>
       </w:r>
     </w:p>
-    <w:bookmarkStart w:id="21" w:name="酸碱性对照表"/>
+    <w:bookmarkStart w:id="18" w:name="酸碱性对照表"/>
     <w:p>
       <w:pPr>
         <w:pStyle w:val="Heading3"/>
@@ -16679,8 +16262,8 @@
         <w:t xml:space="preserve"> | — | — |</w:t>
       </w:r>
     </w:p>
-    <w:bookmarkEnd w:id="21"/>
-    <w:bookmarkStart w:id="22" w:name="常见易错点"/>
+    <w:bookmarkEnd w:id="18"/>
+    <w:bookmarkStart w:id="19" w:name="常见易错点"/>
     <w:p>
       <w:pPr>
         <w:pStyle w:val="Heading3"/>
@@ -17489,8 +17072,8 @@
         <w:t>。</w:t>
       </w:r>
     </w:p>
-    <w:bookmarkEnd w:id="22"/>
-    <w:bookmarkStart w:id="23" w:name="方法技巧"/>
+    <w:bookmarkEnd w:id="19"/>
+    <w:bookmarkStart w:id="20" w:name="方法技巧"/>
     <w:p>
       <w:pPr>
         <w:pStyle w:val="Heading3"/>
@@ -18548,8 +18131,8 @@
         </w:pict>
       </w:r>
     </w:p>
-    <w:bookmarkEnd w:id="23"/>
-    <w:bookmarkStart w:id="24" w:name="竞赛深化来自化学竞赛初赛讲义"/>
+    <w:bookmarkEnd w:id="20"/>
+    <w:bookmarkStart w:id="21" w:name="竞赛深化来自化学竞赛初赛讲义"/>
     <w:p>
       <w:pPr>
         <w:pStyle w:val="Heading3"/>
@@ -19651,9 +19234,9 @@
         </w:pict>
       </w:r>
     </w:p>
-    <w:bookmarkEnd w:id="24"/>
-    <w:bookmarkEnd w:id="25"/>
-    <w:bookmarkStart w:id="31" w:name="三典型例题"/>
+    <w:bookmarkEnd w:id="21"/>
+    <w:bookmarkEnd w:id="22"/>
+    <w:bookmarkStart w:id="28" w:name="三典型例题"/>
     <w:p>
       <w:pPr>
         <w:pStyle w:val="Heading2"/>
@@ -19678,7 +19261,7 @@
         <w:t>典型例题</w:t>
       </w:r>
     </w:p>
-    <w:bookmarkStart w:id="26" w:name="例1-醇的氧化与选择性"/>
+    <w:bookmarkStart w:id="23" w:name="例1-醇的氧化与选择性"/>
     <w:p>
       <w:pPr>
         <w:pStyle w:val="Heading3"/>
@@ -20425,8 +20008,8 @@
         </w:pict>
       </w:r>
     </w:p>
-    <w:bookmarkEnd w:id="26"/>
-    <w:bookmarkStart w:id="27" w:name="例2-williamson醚合成"/>
+    <w:bookmarkEnd w:id="23"/>
+    <w:bookmarkStart w:id="24" w:name="例2-williamson醚合成"/>
     <w:p>
       <w:pPr>
         <w:pStyle w:val="Heading3"/>
@@ -21227,8 +20810,8 @@
         </w:pict>
       </w:r>
     </w:p>
-    <w:bookmarkEnd w:id="27"/>
-    <w:bookmarkStart w:id="28" w:name="例3-酚的酸性比较电子效应综合"/>
+    <w:bookmarkEnd w:id="24"/>
+    <w:bookmarkStart w:id="25" w:name="例3-酚的酸性比较电子效应综合"/>
     <w:p>
       <w:pPr>
         <w:pStyle w:val="Heading3"/>
@@ -21755,8 +21338,8 @@
         </w:pict>
       </w:r>
     </w:p>
-    <w:bookmarkEnd w:id="28"/>
-    <w:bookmarkStart w:id="29" w:name="例4-环氧开环的立体化学"/>
+    <w:bookmarkEnd w:id="25"/>
+    <w:bookmarkStart w:id="26" w:name="例4-环氧开环的立体化学"/>
     <w:p>
       <w:pPr>
         <w:pStyle w:val="Heading3"/>
@@ -22395,8 +21978,8 @@
         </w:pict>
       </w:r>
     </w:p>
-    <w:bookmarkEnd w:id="29"/>
-    <w:bookmarkStart w:id="30" w:name="例5-胺的鉴别与hofmann消除"/>
+    <w:bookmarkEnd w:id="26"/>
+    <w:bookmarkStart w:id="27" w:name="例5-胺的鉴别与hofmann消除"/>
     <w:p>
       <w:pPr>
         <w:pStyle w:val="Heading3"/>
@@ -23876,9 +23459,9 @@
         </w:pict>
       </w:r>
     </w:p>
-    <w:bookmarkEnd w:id="30"/>
-    <w:bookmarkEnd w:id="31"/>
-    <w:bookmarkStart w:id="32" w:name="四拓展与联系"/>
+    <w:bookmarkEnd w:id="27"/>
+    <w:bookmarkEnd w:id="28"/>
+    <w:bookmarkStart w:id="29" w:name="四拓展与联系"/>
     <w:p>
       <w:pPr>
         <w:pStyle w:val="Heading2"/>
@@ -24144,8 +23727,8 @@
         </w:pict>
       </w:r>
     </w:p>
-    <w:bookmarkEnd w:id="32"/>
-    <w:bookmarkStart w:id="33" w:name="五本节总结速查"/>
+    <w:bookmarkEnd w:id="29"/>
+    <w:bookmarkStart w:id="30" w:name="五本节总结速查"/>
     <w:p>
       <w:pPr>
         <w:pStyle w:val="Heading2"/>
@@ -25595,8 +25178,8 @@
         </w:pict>
       </w:r>
     </w:p>
-    <w:bookmarkEnd w:id="33"/>
-    <w:bookmarkStart w:id="37" w:name="六练习题"/>
+    <w:bookmarkEnd w:id="30"/>
+    <w:bookmarkStart w:id="34" w:name="六练习题"/>
     <w:p>
       <w:pPr>
         <w:pStyle w:val="Heading2"/>
@@ -25621,7 +25204,7 @@
         <w:t>练习题</w:t>
       </w:r>
     </w:p>
-    <w:bookmarkStart w:id="34" w:name="基础巩固"/>
+    <w:bookmarkStart w:id="31" w:name="基础巩固"/>
     <w:p>
       <w:pPr>
         <w:pStyle w:val="Heading3"/>
@@ -25894,8 +25477,8 @@
         <w:t>。</w:t>
       </w:r>
     </w:p>
-    <w:bookmarkEnd w:id="34"/>
-    <w:bookmarkStart w:id="35" w:name="提高训练"/>
+    <w:bookmarkEnd w:id="31"/>
+    <w:bookmarkStart w:id="32" w:name="提高训练"/>
     <w:p>
       <w:pPr>
         <w:pStyle w:val="Heading3"/>
@@ -26390,8 +25973,8 @@
         <w:t>。</w:t>
       </w:r>
     </w:p>
-    <w:bookmarkEnd w:id="35"/>
-    <w:bookmarkStart w:id="36" w:name="挑战"/>
+    <w:bookmarkEnd w:id="32"/>
+    <w:bookmarkStart w:id="33" w:name="挑战"/>
     <w:p>
       <w:pPr>
         <w:pStyle w:val="Heading3"/>
@@ -26676,9 +26259,9 @@
         </w:pict>
       </w:r>
     </w:p>
-    <w:bookmarkEnd w:id="36"/>
-    <w:bookmarkEnd w:id="37"/>
-    <w:bookmarkStart w:id="38" w:name="参考答案"/>
+    <w:bookmarkEnd w:id="33"/>
+    <w:bookmarkEnd w:id="34"/>
+    <w:bookmarkStart w:id="35" w:name="参考答案"/>
     <w:p>
       <w:pPr>
         <w:pStyle w:val="Heading2"/>
@@ -29964,10 +29547,10 @@
         <w:t xml:space="preserve"> Cl/Br/CN。</w:t>
       </w:r>
     </w:p>
-    <w:bookmarkEnd w:id="38"/>
-    <w:bookmarkEnd w:id="39"/>
+    <w:bookmarkEnd w:id="35"/>
+    <w:bookmarkEnd w:id="36"/>
     <w:sectPr>
-      <w:footerReference w:type="default" r:id="rId10"/>
+      <w:footerReference w:type="default" r:id="rId9"/>
       <w:footnotePr>
         <w:numRestart w:val="eachSect"/>
       </w:footnotePr>
@@ -31370,14 +30953,6 @@
       <ns0:color ns0:themeColor="accent1" ns0:themeShade="BF" ns0:val="365F91"/>
     </ns0:rPr>
   </ns0:style>
-  <w:style w:type="paragraph" w:customStyle="1" w:styleId="BodyText">
-    <w:name w:val="Body Text"/>
-    <w:basedOn w:val="BodyText"/>
-    <w:qFormat/>
-    <ns0:rPr>
-      <w:rFonts ns0:ascii="Times New Roman" ns0:hAnsi="Times New Roman" ns0:eastAsia="FangSong" ns0:cs="Times New Roman"/>
-    </ns0:rPr>
-  </w:style>
   <w:style w:type="paragraph" w:customStyle="1" w:styleId="SourceCode">
     <w:name w:val="Source Code"/>
     <w:basedOn w:val="Normal"/>
